--- a/summary_result.docx
+++ b/summary_result.docx
@@ -5,42 +5,41 @@
     <w:tbl>
       <w:tblPr>
         <w:tblW w:w="0" w:type="auto"/>
-        <w:tblInd w:w="108" w:type="dxa"/>
+        <w:tblInd w:w="0" w:type="dxa"/>
         <w:tblLayout w:type="fixed"/>
         <w:tblLook w:val="0000" w:firstRow="0" w:lastRow="0" w:firstColumn="0" w:lastColumn="0" w:noHBand="0" w:noVBand="0"/>
       </w:tblPr>
       <w:tblGrid>
-        <w:gridCol w:w="7300"/>
-        <w:gridCol w:w="2166"/>
+        <w:gridCol w:w="9066"/>
+        <w:gridCol w:w="1400"/>
       </w:tblGrid>
       <w:tr>
-        <w:tblPrEx>
-          <w:tblCellMar>
-            <w:top w:w="0" w:type="dxa"/>
-            <w:bottom w:w="0" w:type="dxa"/>
-          </w:tblCellMar>
-        </w:tblPrEx>
+        <w:trPr>
+          <w:trHeight w:val="1960" w:hRule="atLeast"/>
+          <w:cantSplit/>
+        </w:trPr>
         <w:tc>
           <w:tcPr>
-            <w:tcW w:w="7300" w:type="dxa"/>
+            <w:tcW w:w="9066" w:type="dxa"/>
             <w:tcBorders>
               <w:top w:val="nil"/>
               <w:left w:val="nil"/>
               <w:bottom w:val="nil"/>
               <w:right w:val="nil"/>
             </w:tcBorders>
+            <w:vAlign w:val="center"/>
           </w:tcPr>
           <w:p>
             <w:pPr>
               <w:autoSpaceDE w:val="0"/>
               <w:autoSpaceDN w:val="0"/>
               <w:adjustRightInd w:val="0"/>
-              <w:spacing w:after="0" w:line="240" w:lineRule="auto"/>
+              <w:spacing w:before="0" w:after="60" w:line="240" w:lineRule="auto"/>
               <w:rPr>
-                <w:rFonts w:ascii="微软雅黑" w:eastAsia="微软雅黑" w:hAnsi="Calibri" w:cs="微软雅黑"/>
+                <w:rFonts w:ascii="微软雅黑" w:eastAsia="微软雅黑" w:hAnsi="Calibri" w:cs="微软雅黑" w:hint="eastAsia"/>
                 <w:kern w:val="0"/>
-                <w:sz w:val="15"/>
-                <w:szCs w:val="15"/>
+                <w:sz w:val="18"/>
+                <w:szCs w:val="18"/>
               </w:rPr>
             </w:pPr>
             <w:r>
@@ -49,21 +48,103 @@
                 <w:b/>
                 <w:bCs/>
                 <w:kern w:val="0"/>
-                <w:sz w:val="26"/>
-                <w:szCs w:val="26"/>
+                <w:sz w:val="40"/>
+                <w:szCs w:val="40"/>
               </w:rPr>
-              <w:t>姓名</w:t>
+              <w:t xml:space="preserve">姓名</w:t>
+            </w:r>
+          </w:p>
+          <w:p>
+            <w:pPr>
+              <w:autoSpaceDE w:val="0"/>
+              <w:autoSpaceDN w:val="0"/>
+              <w:adjustRightInd w:val="0"/>
+              <w:spacing w:before="0" w:after="40" w:line="240" w:lineRule="auto"/>
+              <w:rPr>
+                <w:rFonts w:ascii="微软雅黑" w:eastAsia="微软雅黑" w:hAnsi="Calibri" w:cs="微软雅黑" w:hint="eastAsia"/>
+                <w:kern w:val="0"/>
+                <w:sz w:val="18"/>
+                <w:szCs w:val="18"/>
+              </w:rPr>
+            </w:pPr>
+            <w:r>
+              <w:rPr>
+                <w:rFonts w:ascii="微软雅黑" w:eastAsia="微软雅黑" w:hAnsi="Calibri" w:cs="微软雅黑" w:hint="eastAsia"/>
+                <w:kern w:val="0"/>
+                <w:sz w:val="22"/>
+                <w:szCs w:val="22"/>
+              </w:rPr>
+              <w:t xml:space="preserve">求职意向：</w:t>
             </w:r>
             <w:r>
               <w:rPr>
-                <w:rFonts w:ascii="微软雅黑" w:eastAsia="微软雅黑" w:hAnsi="Calibri" w:cs="微软雅黑"/>
+                <w:rFonts w:ascii="微软雅黑" w:eastAsia="微软雅黑" w:hAnsi="Calibri" w:cs="微软雅黑" w:hint="eastAsia"/>
                 <w:b/>
                 <w:bCs/>
                 <w:kern w:val="0"/>
-                <w:sz w:val="26"/>
-                <w:szCs w:val="26"/>
+                <w:sz w:val="22"/>
+                <w:szCs w:val="22"/>
               </w:rPr>
-              <w:tab/>
+              <w:t xml:space="preserve">机器人自动化测试工程师 / 机器人测试开发工程师</w:t>
+            </w:r>
+          </w:p>
+          <w:p>
+            <w:pPr>
+              <w:autoSpaceDE w:val="0"/>
+              <w:autoSpaceDN w:val="0"/>
+              <w:adjustRightInd w:val="0"/>
+              <w:spacing w:before="0" w:after="80" w:line="240" w:lineRule="auto"/>
+              <w:rPr>
+                <w:rFonts w:ascii="微软雅黑" w:eastAsia="微软雅黑" w:hAnsi="Calibri" w:cs="微软雅黑" w:hint="eastAsia"/>
+                <w:kern w:val="0"/>
+                <w:sz w:val="18"/>
+                <w:szCs w:val="18"/>
+              </w:rPr>
+            </w:pPr>
+            <w:r>
+              <w:rPr>
+                <w:rFonts w:ascii="微软雅黑" w:eastAsia="微软雅黑" w:hAnsi="Calibri" w:cs="微软雅黑" w:hint="eastAsia"/>
+                <w:kern w:val="0"/>
+                <w:color w:val="595959"/>
+                <w:sz w:val="18"/>
+                <w:szCs w:val="18"/>
+              </w:rPr>
+              <w:t xml:space="preserve">移动机器人测试 · 仿真自动化 · CI/CD · 实机验证</w:t>
+            </w:r>
+          </w:p>
+          <w:p>
+            <w:pPr>
+              <w:autoSpaceDE w:val="0"/>
+              <w:autoSpaceDN w:val="0"/>
+              <w:adjustRightInd w:val="0"/>
+              <w:spacing w:before="0" w:after="40" w:line="240" w:lineRule="auto"/>
+              <w:rPr>
+                <w:rFonts w:ascii="微软雅黑" w:eastAsia="微软雅黑" w:hAnsi="Calibri" w:cs="微软雅黑" w:hint="eastAsia"/>
+                <w:kern w:val="0"/>
+                <w:sz w:val="18"/>
+                <w:szCs w:val="18"/>
+              </w:rPr>
+            </w:pPr>
+            <w:r>
+              <w:rPr>
+                <w:rFonts w:ascii="微软雅黑" w:eastAsia="微软雅黑" w:hAnsi="Calibri" w:cs="微软雅黑" w:hint="eastAsia"/>
+                <w:b/>
+                <w:bCs/>
+                <w:kern w:val="0"/>
+                <w:sz w:val="19"/>
+                <w:szCs w:val="19"/>
+              </w:rPr>
+              <w:t xml:space="preserve">手机：</w:t>
+            </w:r>
+            <w:r>
+              <w:rPr>
+                <w:rFonts w:ascii="微软雅黑" w:eastAsia="微软雅黑" w:hAnsi="Calibri" w:cs="微软雅黑" w:hint="eastAsia"/>
+                <w:kern w:val="0"/>
+                <w:color w:val="808080"/>
+                <w:sz w:val="19"/>
+                <w:szCs w:val="19"/>
+              </w:rPr>
+              <w:t xml:space="preserve">____________________</w:t>
             </w:r>
             <w:r>
               <w:rPr>
@@ -74,254 +155,85 @@
                 <w:sz w:val="19"/>
                 <w:szCs w:val="19"/>
               </w:rPr>
-              <w:t>机器人自动化测试工程师</w:t>
-            </w:r>
-            <w:r>
-              <w:rPr>
-                <w:rFonts w:ascii="微软雅黑" w:eastAsia="微软雅黑" w:hAnsi="Calibri" w:cs="微软雅黑"/>
-                <w:b/>
-                <w:bCs/>
-                <w:kern w:val="0"/>
-                <w:sz w:val="19"/>
-                <w:szCs w:val="19"/>
-              </w:rPr>
-              <w:t xml:space="preserve"> / </w:t>
-            </w:r>
-            <w:r>
-              <w:rPr>
-                <w:rFonts w:ascii="微软雅黑" w:eastAsia="微软雅黑" w:hAnsi="Calibri" w:cs="微软雅黑" w:hint="eastAsia"/>
-                <w:b/>
-                <w:bCs/>
-                <w:kern w:val="0"/>
-                <w:sz w:val="19"/>
-                <w:szCs w:val="19"/>
-              </w:rPr>
-              <w:t>机器人测试开发工程师</w:t>
-            </w:r>
-            <w:r>
-              <w:rPr>
-                <w:rFonts w:ascii="微软雅黑" w:eastAsia="微软雅黑" w:hAnsi="Calibri" w:cs="微软雅黑"/>
-                <w:b/>
-                <w:bCs/>
-                <w:kern w:val="0"/>
-                <w:sz w:val="19"/>
-                <w:szCs w:val="19"/>
-              </w:rPr>
-              <w:br/>
+              <w:t xml:space="preserve">　　邮箱：</w:t>
             </w:r>
             <w:r>
               <w:rPr>
                 <w:rFonts w:ascii="微软雅黑" w:eastAsia="微软雅黑" w:hAnsi="Calibri" w:cs="微软雅黑" w:hint="eastAsia"/>
                 <w:kern w:val="0"/>
-                <w:sz w:val="16"/>
-                <w:szCs w:val="16"/>
+                <w:color w:val="808080"/>
+                <w:sz w:val="19"/>
+                <w:szCs w:val="19"/>
               </w:rPr>
-              <w:t>移动机器人测试</w:t>
+              <w:t xml:space="preserve">____________________</w:t>
             </w:r>
+          </w:p>
+          <w:p>
+            <w:pPr>
+              <w:autoSpaceDE w:val="0"/>
+              <w:autoSpaceDN w:val="0"/>
+              <w:adjustRightInd w:val="0"/>
+              <w:spacing w:before="0" w:after="0" w:line="240" w:lineRule="auto"/>
+              <w:rPr>
+                <w:rFonts w:ascii="微软雅黑" w:eastAsia="微软雅黑" w:hAnsi="Calibri" w:cs="微软雅黑" w:hint="eastAsia"/>
+                <w:kern w:val="0"/>
+                <w:sz w:val="18"/>
+                <w:szCs w:val="18"/>
+              </w:rPr>
+            </w:pPr>
             <w:r>
               <w:rPr>
-                <w:rFonts w:ascii="微软雅黑" w:eastAsia="微软雅黑" w:hAnsi="Calibri" w:cs="微软雅黑"/>
+                <w:rFonts w:ascii="微软雅黑" w:eastAsia="微软雅黑" w:hAnsi="Calibri" w:cs="微软雅黑" w:hint="eastAsia"/>
                 <w:kern w:val="0"/>
-                <w:sz w:val="16"/>
-                <w:szCs w:val="16"/>
+                <w:sz w:val="19"/>
+                <w:szCs w:val="19"/>
               </w:rPr>
-              <w:t xml:space="preserve"> </w:t>
+              <w:t xml:space="preserve">求职地区：上海 / 长三角及周边城市</w:t>
             </w:r>
             <w:r>
               <w:rPr>
                 <w:rFonts w:ascii="微软雅黑" w:eastAsia="微软雅黑" w:hAnsi="Calibri" w:cs="微软雅黑" w:hint="eastAsia"/>
                 <w:kern w:val="0"/>
-                <w:sz w:val="16"/>
-                <w:szCs w:val="16"/>
+                <w:color w:val="BFBFBF"/>
+                <w:sz w:val="19"/>
+                <w:szCs w:val="19"/>
               </w:rPr>
-              <w:t>·</w:t>
-            </w:r>
-            <w:r>
-              <w:rPr>
-                <w:rFonts w:ascii="微软雅黑" w:eastAsia="微软雅黑" w:hAnsi="Calibri" w:cs="微软雅黑"/>
-                <w:kern w:val="0"/>
-                <w:sz w:val="16"/>
-                <w:szCs w:val="16"/>
-              </w:rPr>
-              <w:t xml:space="preserve"> </w:t>
+              <w:t xml:space="preserve">　|　</w:t>
             </w:r>
             <w:r>
               <w:rPr>
                 <w:rFonts w:ascii="微软雅黑" w:eastAsia="微软雅黑" w:hAnsi="Calibri" w:cs="微软雅黑" w:hint="eastAsia"/>
                 <w:kern w:val="0"/>
-                <w:sz w:val="16"/>
-                <w:szCs w:val="16"/>
+                <w:sz w:val="19"/>
+                <w:szCs w:val="19"/>
               </w:rPr>
-              <w:t>仿真自动化</w:t>
-            </w:r>
-            <w:r>
-              <w:rPr>
-                <w:rFonts w:ascii="微软雅黑" w:eastAsia="微软雅黑" w:hAnsi="Calibri" w:cs="微软雅黑"/>
-                <w:kern w:val="0"/>
-                <w:sz w:val="16"/>
-                <w:szCs w:val="16"/>
-              </w:rPr>
-              <w:t xml:space="preserve"> </w:t>
-            </w:r>
-            <w:r>
-              <w:rPr>
-                <w:rFonts w:ascii="微软雅黑" w:eastAsia="微软雅黑" w:hAnsi="Calibri" w:cs="微软雅黑" w:hint="eastAsia"/>
-                <w:kern w:val="0"/>
-                <w:sz w:val="16"/>
-                <w:szCs w:val="16"/>
-              </w:rPr>
-              <w:t>·</w:t>
-            </w:r>
-            <w:r>
-              <w:rPr>
-                <w:rFonts w:ascii="微软雅黑" w:eastAsia="微软雅黑" w:hAnsi="Calibri" w:cs="微软雅黑"/>
-                <w:kern w:val="0"/>
-                <w:sz w:val="16"/>
-                <w:szCs w:val="16"/>
-              </w:rPr>
-              <w:t xml:space="preserve"> CI/CD </w:t>
-            </w:r>
-            <w:r>
-              <w:rPr>
-                <w:rFonts w:ascii="微软雅黑" w:eastAsia="微软雅黑" w:hAnsi="Calibri" w:cs="微软雅黑" w:hint="eastAsia"/>
-                <w:kern w:val="0"/>
-                <w:sz w:val="16"/>
-                <w:szCs w:val="16"/>
-              </w:rPr>
-              <w:t>·</w:t>
-            </w:r>
-            <w:r>
-              <w:rPr>
-                <w:rFonts w:ascii="微软雅黑" w:eastAsia="微软雅黑" w:hAnsi="Calibri" w:cs="微软雅黑"/>
-                <w:kern w:val="0"/>
-                <w:sz w:val="16"/>
-                <w:szCs w:val="16"/>
-              </w:rPr>
-              <w:t xml:space="preserve"> </w:t>
-            </w:r>
-            <w:r>
-              <w:rPr>
-                <w:rFonts w:ascii="微软雅黑" w:eastAsia="微软雅黑" w:hAnsi="Calibri" w:cs="微软雅黑" w:hint="eastAsia"/>
-                <w:kern w:val="0"/>
-                <w:sz w:val="16"/>
-                <w:szCs w:val="16"/>
-              </w:rPr>
-              <w:t>实机验证</w:t>
-            </w:r>
-            <w:r>
-              <w:rPr>
-                <w:rFonts w:ascii="微软雅黑" w:eastAsia="微软雅黑" w:hAnsi="Calibri" w:cs="微软雅黑"/>
-                <w:kern w:val="0"/>
-                <w:sz w:val="16"/>
-                <w:szCs w:val="16"/>
-              </w:rPr>
-              <w:br/>
-            </w:r>
-            <w:r>
-              <w:rPr>
-                <w:rFonts w:ascii="微软雅黑" w:eastAsia="微软雅黑" w:hAnsi="Calibri" w:cs="微软雅黑" w:hint="eastAsia"/>
-                <w:kern w:val="0"/>
-                <w:sz w:val="15"/>
-                <w:szCs w:val="15"/>
-              </w:rPr>
-              <w:t>求职地区：上海</w:t>
-            </w:r>
-            <w:r>
-              <w:rPr>
-                <w:rFonts w:ascii="微软雅黑" w:eastAsia="微软雅黑" w:hAnsi="Calibri" w:cs="微软雅黑"/>
-                <w:kern w:val="0"/>
-                <w:sz w:val="15"/>
-                <w:szCs w:val="15"/>
-              </w:rPr>
-              <w:t xml:space="preserve"> / </w:t>
-            </w:r>
-            <w:r>
-              <w:rPr>
-                <w:rFonts w:ascii="微软雅黑" w:eastAsia="微软雅黑" w:hAnsi="Calibri" w:cs="微软雅黑" w:hint="eastAsia"/>
-                <w:kern w:val="0"/>
-                <w:sz w:val="15"/>
-                <w:szCs w:val="15"/>
-              </w:rPr>
-              <w:t>长三角及周边城市</w:t>
-            </w:r>
-            <w:r>
-              <w:rPr>
-                <w:rFonts w:ascii="微软雅黑" w:eastAsia="微软雅黑" w:hAnsi="Calibri" w:cs="微软雅黑"/>
-                <w:kern w:val="0"/>
-                <w:sz w:val="15"/>
-                <w:szCs w:val="15"/>
-              </w:rPr>
-              <w:tab/>
-            </w:r>
-            <w:r>
-              <w:rPr>
-                <w:rFonts w:ascii="微软雅黑" w:eastAsia="微软雅黑" w:hAnsi="Calibri" w:cs="微软雅黑" w:hint="eastAsia"/>
-                <w:kern w:val="0"/>
-                <w:sz w:val="15"/>
-                <w:szCs w:val="15"/>
-              </w:rPr>
-              <w:t>到岗时间：可沟通</w:t>
-            </w:r>
-            <w:r>
-              <w:rPr>
-                <w:rFonts w:ascii="微软雅黑" w:eastAsia="微软雅黑" w:hAnsi="Calibri" w:cs="微软雅黑"/>
-                <w:kern w:val="0"/>
-                <w:sz w:val="15"/>
-                <w:szCs w:val="15"/>
-              </w:rPr>
-              <w:br/>
-            </w:r>
-            <w:r>
-              <w:rPr>
-                <w:rFonts w:ascii="微软雅黑" w:eastAsia="微软雅黑" w:hAnsi="Calibri" w:cs="微软雅黑" w:hint="eastAsia"/>
-                <w:kern w:val="0"/>
-                <w:sz w:val="15"/>
-                <w:szCs w:val="15"/>
-              </w:rPr>
-              <w:t>手机：</w:t>
-            </w:r>
-            <w:r>
-              <w:rPr>
-                <w:rFonts w:ascii="微软雅黑" w:eastAsia="微软雅黑" w:hAnsi="Calibri" w:cs="微软雅黑"/>
-                <w:kern w:val="0"/>
-                <w:sz w:val="15"/>
-                <w:szCs w:val="15"/>
-              </w:rPr>
-              <w:tab/>
-            </w:r>
-            <w:r>
-              <w:rPr>
-                <w:rFonts w:ascii="微软雅黑" w:eastAsia="微软雅黑" w:hAnsi="Calibri" w:cs="微软雅黑" w:hint="eastAsia"/>
-                <w:kern w:val="0"/>
-                <w:sz w:val="15"/>
-                <w:szCs w:val="15"/>
-              </w:rPr>
-              <w:t>邮箱：</w:t>
+              <w:t xml:space="preserve">到岗时间：可沟通</w:t>
             </w:r>
           </w:p>
         </w:tc>
         <w:tc>
           <w:tcPr>
-            <w:tcW w:w="2166" w:type="dxa"/>
+            <w:tcW w:w="1400" w:type="dxa"/>
             <w:tcBorders>
-              <w:top w:val="nil"/>
-              <w:left w:val="nil"/>
-              <w:bottom w:val="nil"/>
-              <w:right w:val="nil"/>
+              <w:top w:val="single" w:sz="6" w:space="0" w:color="BFBFBF"/>
+              <w:left w:val="single" w:sz="6" w:space="0" w:color="BFBFBF"/>
+              <w:bottom w:val="single" w:sz="6" w:space="0" w:color="BFBFBF"/>
+              <w:right w:val="single" w:sz="6" w:space="0" w:color="BFBFBF"/>
             </w:tcBorders>
+            <w:vAlign w:val="center"/>
           </w:tcPr>
           <w:p>
             <w:pPr>
               <w:autoSpaceDE w:val="0"/>
               <w:autoSpaceDN w:val="0"/>
               <w:adjustRightInd w:val="0"/>
-              <w:spacing w:after="0" w:line="240" w:lineRule="auto"/>
               <w:jc w:val="center"/>
+              <w:spacing w:before="0" w:after="0" w:line="240" w:lineRule="auto"/>
               <w:rPr>
-                <w:rFonts w:ascii="微软雅黑" w:eastAsia="微软雅黑" w:hAnsi="Calibri" w:cs="微软雅黑"/>
+                <w:rFonts w:ascii="微软雅黑" w:eastAsia="微软雅黑" w:hAnsi="Calibri" w:cs="微软雅黑" w:hint="eastAsia"/>
                 <w:kern w:val="0"/>
-                <w:sz w:val="15"/>
-                <w:szCs w:val="15"/>
+                <w:sz w:val="16"/>
+                <w:szCs w:val="16"/>
               </w:rPr>
             </w:pPr>
             <w:r>
@@ -330,17 +242,17 @@
                 <w:b/>
                 <w:bCs/>
                 <w:kern w:val="0"/>
+                <w:color w:val="808080"/>
                 <w:sz w:val="20"/>
                 <w:szCs w:val="20"/>
               </w:rPr>
-              <w:t>照片</w:t>
+              <w:t xml:space="preserve">证件照</w:t>
             </w:r>
             <w:r>
               <w:rPr>
-                <w:rFonts w:ascii="微软雅黑" w:eastAsia="微软雅黑" w:hAnsi="Calibri" w:cs="微软雅黑"/>
-                <w:b/>
-                <w:bCs/>
+                <w:rFonts w:ascii="微软雅黑" w:eastAsia="微软雅黑" w:hAnsi="Calibri" w:cs="微软雅黑" w:hint="eastAsia"/>
                 <w:kern w:val="0"/>
+                <w:color w:val="808080"/>
                 <w:sz w:val="20"/>
                 <w:szCs w:val="20"/>
               </w:rPr>
@@ -350,15 +262,28 @@
               <w:rPr>
                 <w:rFonts w:ascii="微软雅黑" w:eastAsia="微软雅黑" w:hAnsi="Calibri" w:cs="微软雅黑" w:hint="eastAsia"/>
                 <w:kern w:val="0"/>
-                <w:sz w:val="15"/>
-                <w:szCs w:val="15"/>
+                <w:color w:val="A6A6A6"/>
+                <w:sz w:val="16"/>
+                <w:szCs w:val="16"/>
               </w:rPr>
-              <w:t>一寸或两寸证件照</w:t>
+              <w:t xml:space="preserve">一寸 / 两寸</w:t>
             </w:r>
           </w:p>
         </w:tc>
       </w:tr>
     </w:tbl>
+    <w:p>
+      <w:pPr>
+        <w:pBdr>
+          <w:bottom w:val="single" w:sz="6" w:space="1" w:color="D9D9D9"/>
+        </w:pBdr>
+        <w:spacing w:before="40" w:after="200" w:line="240" w:lineRule="auto"/>
+        <w:rPr>
+          <w:sz w:val="2"/>
+          <w:szCs w:val="2"/>
+        </w:rPr>
+      </w:pPr>
+    </w:p>
     <w:p>
       <w:pPr>
         <w:autoSpaceDE w:val="0"/>
